--- a/14种扫雷变体/general.docx
+++ b/14种扫雷变体/general.docx
@@ -10,12 +10,13 @@
           <w:numId w:val="1"/>
         </w:numPr>
         <w:rPr>
+          <w:rFonts w:cstheme="minorHAnsi"/>
           <w:szCs w:val="24"/>
         </w:rPr>
       </w:pPr>
       <w:r>
         <w:rPr>
-          <w:rFonts w:ascii="Consolas" w:hAnsi="Consolas" w:cs="Consolas"/>
+          <w:rFonts w:cstheme="minorHAnsi"/>
           <w:color w:val="000000"/>
           <w:kern w:val="0"/>
           <w:szCs w:val="24"/>
@@ -31,32 +32,64 @@
           <w:numId w:val="1"/>
         </w:numPr>
         <w:rPr>
+          <w:rFonts w:cstheme="minorHAnsi"/>
           <w:szCs w:val="24"/>
         </w:rPr>
       </w:pPr>
       <w:r>
         <w:rPr>
-          <w:rFonts w:ascii="Consolas" w:hAnsi="Consolas" w:cs="Consolas" w:hint="eastAsia"/>
+          <w:rFonts w:cstheme="minorHAnsi"/>
           <w:color w:val="000000"/>
           <w:kern w:val="0"/>
           <w:szCs w:val="24"/>
         </w:rPr>
-        <w:t>可以假设一个区域内有雷，从而推出矛盾，</w:t>
+        <w:t>可以假设一个区域内有雷，从而推出矛盾</w:t>
       </w:r>
+    </w:p>
+    <w:p>
+      <w:pPr>
+        <w:pStyle w:val="a9"/>
+        <w:rPr>
+          <w:rFonts w:cstheme="minorHAnsi" w:hint="eastAsia"/>
+          <w:szCs w:val="24"/>
+          <w:lang w:eastAsia="zh-CN"/>
+        </w:rPr>
+      </w:pPr>
       <w:r>
         <w:rPr>
-          <w:rFonts w:ascii="Consolas" w:hAnsi="Consolas" w:cs="Consolas"/>
+          <w:rFonts w:cstheme="minorHAnsi"/>
           <w:color w:val="000000"/>
           <w:kern w:val="0"/>
           <w:szCs w:val="24"/>
         </w:rPr>
         <w:t>e.g.</w:t>
       </w:r>
+      <w:r>
+        <w:rPr>
+          <w:rFonts w:cstheme="minorHAnsi" w:hint="eastAsia"/>
+          <w:color w:val="000000"/>
+          <w:kern w:val="0"/>
+          <w:szCs w:val="24"/>
+          <w:lang w:eastAsia="zh-CN"/>
+        </w:rPr>
+        <w:t xml:space="preserve"> </w:t>
+      </w:r>
+      <w:r>
+        <w:rPr>
+          <w:rFonts w:cstheme="minorHAnsi" w:hint="eastAsia"/>
+          <w:color w:val="000000"/>
+          <w:kern w:val="0"/>
+          <w:szCs w:val="24"/>
+          <w:lang w:eastAsia="zh-CN"/>
+        </w:rPr>
+        <w:t>问号表示假设有雷</w:t>
+      </w:r>
     </w:p>
     <w:p>
       <w:pPr>
         <w:pStyle w:val="a9"/>
         <w:rPr>
+          <w:rFonts w:cstheme="minorHAnsi"/>
           <w:sz w:val="32"/>
           <w:szCs w:val="32"/>
           <w:lang w:eastAsia="zh-CN"/>
@@ -64,6 +97,8 @@
       </w:pPr>
       <w:r>
         <w:rPr>
+          <w:rFonts w:cstheme="minorHAnsi"/>
+          <w:noProof/>
           <w:sz w:val="32"/>
           <w:szCs w:val="32"/>
         </w:rPr>
@@ -108,23 +143,22 @@
       <w:pPr>
         <w:pStyle w:val="a9"/>
         <w:rPr>
-          <w:rFonts w:hint="eastAsia"/>
+          <w:rFonts w:cstheme="minorHAnsi"/>
           <w:szCs w:val="24"/>
           <w:lang w:eastAsia="zh-CN"/>
         </w:rPr>
       </w:pPr>
       <w:r>
         <w:rPr>
-          <w:rFonts w:hint="eastAsia"/>
+          <w:rFonts w:cstheme="minorHAnsi"/>
           <w:szCs w:val="24"/>
           <w:lang w:eastAsia="zh-CN"/>
         </w:rPr>
         <w:t>可看出右边</w:t>
       </w:r>
-      <w:proofErr w:type="gramStart"/>
       <w:r>
         <w:rPr>
-          <w:rFonts w:hint="eastAsia"/>
+          <w:rFonts w:cstheme="minorHAnsi"/>
           <w:szCs w:val="24"/>
           <w:lang w:eastAsia="zh-CN"/>
         </w:rPr>
@@ -132,20 +166,11 @@
       </w:r>
       <w:r>
         <w:rPr>
-          <w:rFonts w:hint="eastAsia"/>
+          <w:rFonts w:cstheme="minorHAnsi"/>
           <w:szCs w:val="24"/>
           <w:lang w:eastAsia="zh-CN"/>
         </w:rPr>
-        <w:t>个雷会满足</w:t>
-      </w:r>
-      <w:proofErr w:type="gramEnd"/>
-      <w:r>
-        <w:rPr>
-          <w:rFonts w:hint="eastAsia"/>
-          <w:szCs w:val="24"/>
-          <w:lang w:eastAsia="zh-CN"/>
-        </w:rPr>
-        <w:t>不了</w:t>
+        <w:t>个雷会满足不了</w:t>
       </w:r>
     </w:p>
     <w:sectPr>

--- a/14种扫雷变体/general.docx
+++ b/14种扫雷变体/general.docx
@@ -50,7 +50,7 @@
       <w:pPr>
         <w:pStyle w:val="a9"/>
         <w:rPr>
-          <w:rFonts w:cstheme="minorHAnsi" w:hint="eastAsia"/>
+          <w:rFonts w:cstheme="minorHAnsi"/>
           <w:szCs w:val="24"/>
           <w:lang w:eastAsia="zh-CN"/>
         </w:rPr>
@@ -73,6 +73,16 @@
           <w:lang w:eastAsia="zh-CN"/>
         </w:rPr>
         <w:t xml:space="preserve"> </w:t>
+      </w:r>
+      <w:r>
+        <w:rPr>
+          <w:rFonts w:cstheme="minorHAnsi" w:hint="eastAsia"/>
+          <w:color w:val="000000"/>
+          <w:kern w:val="0"/>
+          <w:szCs w:val="24"/>
+          <w:lang w:eastAsia="zh-CN"/>
+        </w:rPr>
+        <w:t>普通，</w:t>
       </w:r>
       <w:r>
         <w:rPr>
@@ -172,6 +182,168 @@
         </w:rPr>
         <w:t>个雷会满足不了</w:t>
       </w:r>
+    </w:p>
+    <w:p>
+      <w:pPr>
+        <w:pStyle w:val="a9"/>
+        <w:numPr>
+          <w:ilvl w:val="0"/>
+          <w:numId w:val="1"/>
+        </w:numPr>
+        <w:rPr>
+          <w:rFonts w:cstheme="minorHAnsi"/>
+          <w:szCs w:val="24"/>
+          <w:lang w:eastAsia="zh-CN"/>
+        </w:rPr>
+      </w:pPr>
+      <w:r>
+        <w:rPr>
+          <w:rFonts w:cstheme="minorHAnsi" w:hint="eastAsia"/>
+          <w:szCs w:val="24"/>
+          <w:lang w:eastAsia="zh-CN"/>
+        </w:rPr>
+        <w:t>可以假设一个格子没雷，从而推出矛盾</w:t>
+      </w:r>
+    </w:p>
+    <w:p>
+      <w:pPr>
+        <w:pStyle w:val="a9"/>
+        <w:rPr>
+          <w:rFonts w:cstheme="minorHAnsi"/>
+          <w:szCs w:val="24"/>
+          <w:lang w:eastAsia="zh-CN"/>
+        </w:rPr>
+      </w:pPr>
+      <w:r>
+        <w:rPr>
+          <w:rFonts w:cstheme="minorHAnsi"/>
+          <w:szCs w:val="24"/>
+          <w:lang w:eastAsia="zh-CN"/>
+        </w:rPr>
+        <w:t>e.g.</w:t>
+      </w:r>
+      <w:r>
+        <w:rPr>
+          <w:rFonts w:cstheme="minorHAnsi" w:hint="eastAsia"/>
+          <w:szCs w:val="24"/>
+          <w:lang w:eastAsia="zh-CN"/>
+        </w:rPr>
+        <w:t xml:space="preserve"> </w:t>
+      </w:r>
+      <w:r>
+        <w:rPr>
+          <w:rFonts w:cstheme="minorHAnsi" w:hint="eastAsia"/>
+          <w:szCs w:val="24"/>
+          <w:lang w:eastAsia="zh-CN"/>
+        </w:rPr>
+        <w:t>普通，勾</w:t>
+      </w:r>
+      <w:r>
+        <w:rPr>
+          <w:rFonts w:cstheme="minorHAnsi" w:hint="eastAsia"/>
+          <w:szCs w:val="24"/>
+          <w:lang w:eastAsia="zh-CN"/>
+        </w:rPr>
+        <w:t>+</w:t>
+      </w:r>
+      <w:r>
+        <w:rPr>
+          <w:rFonts w:cstheme="minorHAnsi" w:hint="eastAsia"/>
+          <w:szCs w:val="24"/>
+          <w:lang w:eastAsia="zh-CN"/>
+        </w:rPr>
+        <w:t>圈表示假设没雷</w:t>
+      </w:r>
+    </w:p>
+    <w:p>
+      <w:pPr>
+        <w:pStyle w:val="a9"/>
+        <w:rPr>
+          <w:rFonts w:cstheme="minorHAnsi"/>
+          <w:szCs w:val="24"/>
+          <w:lang w:eastAsia="zh-CN"/>
+        </w:rPr>
+      </w:pPr>
+      <w:r>
+        <w:rPr>
+          <w:rFonts w:cstheme="minorHAnsi"/>
+          <w:szCs w:val="24"/>
+          <w:lang w:eastAsia="zh-CN"/>
+        </w:rPr>
+        <w:drawing>
+          <wp:inline distT="0" distB="0" distL="0" distR="0" wp14:anchorId="08059D67" wp14:editId="1FDF9B9F">
+            <wp:extent cx="3385567" cy="2806768"/>
+            <wp:effectExtent l="0" t="0" r="5715" b="0"/>
+            <wp:docPr id="1843669835" name="图片 1"/>
+            <wp:cNvGraphicFramePr>
+              <a:graphicFrameLocks xmlns:a="http://schemas.openxmlformats.org/drawingml/2006/main" noChangeAspect="1"/>
+            </wp:cNvGraphicFramePr>
+            <a:graphic xmlns:a="http://schemas.openxmlformats.org/drawingml/2006/main">
+              <a:graphicData uri="http://schemas.openxmlformats.org/drawingml/2006/picture">
+                <pic:pic xmlns:pic="http://schemas.openxmlformats.org/drawingml/2006/picture">
+                  <pic:nvPicPr>
+                    <pic:cNvPr id="1843669835" name=""/>
+                    <pic:cNvPicPr/>
+                  </pic:nvPicPr>
+                  <pic:blipFill>
+                    <a:blip r:embed="rId6"/>
+                    <a:stretch>
+                      <a:fillRect/>
+                    </a:stretch>
+                  </pic:blipFill>
+                  <pic:spPr>
+                    <a:xfrm>
+                      <a:off x="0" y="0"/>
+                      <a:ext cx="3390357" cy="2810739"/>
+                    </a:xfrm>
+                    <a:prstGeom prst="rect">
+                      <a:avLst/>
+                    </a:prstGeom>
+                  </pic:spPr>
+                </pic:pic>
+              </a:graphicData>
+            </a:graphic>
+          </wp:inline>
+        </w:drawing>
+      </w:r>
+    </w:p>
+    <w:p>
+      <w:pPr>
+        <w:pStyle w:val="a9"/>
+        <w:rPr>
+          <w:rFonts w:cstheme="minorHAnsi" w:hint="eastAsia"/>
+          <w:szCs w:val="24"/>
+          <w:lang w:eastAsia="zh-CN"/>
+        </w:rPr>
+      </w:pPr>
+      <w:r>
+        <w:rPr>
+          <w:rFonts w:cstheme="minorHAnsi" w:hint="eastAsia"/>
+          <w:szCs w:val="24"/>
+          <w:lang w:eastAsia="zh-CN"/>
+        </w:rPr>
+        <w:t>可看出右边一个雷会满足不了</w:t>
+      </w:r>
+    </w:p>
+    <w:p>
+      <w:pPr>
+        <w:pStyle w:val="a9"/>
+        <w:rPr>
+          <w:rFonts w:cstheme="minorHAnsi" w:hint="eastAsia"/>
+          <w:szCs w:val="24"/>
+          <w:lang w:eastAsia="zh-CN"/>
+        </w:rPr>
+      </w:pPr>
+    </w:p>
+    <w:p>
+      <w:pPr>
+        <w:pStyle w:val="a9"/>
+        <w:rPr>
+          <w:rFonts w:cstheme="minorHAnsi" w:hint="eastAsia"/>
+          <w:szCs w:val="24"/>
+          <w:lang w:eastAsia="zh-CN"/>
+        </w:rPr>
+      </w:pPr>
     </w:p>
     <w:sectPr>
       <w:pgSz w:w="11906" w:h="16838"/>

--- a/14种扫雷变体/general.docx
+++ b/14种扫雷变体/general.docx
@@ -43,7 +43,7 @@
           <w:kern w:val="0"/>
           <w:szCs w:val="24"/>
         </w:rPr>
-        <w:t>可以假设一个区域内有雷，从而推出矛盾</w:t>
+        <w:t>可假设一个区域内有雷，从而推出矛盾</w:t>
       </w:r>
     </w:p>
     <w:p>
@@ -202,7 +202,7 @@
           <w:szCs w:val="24"/>
           <w:lang w:eastAsia="zh-CN"/>
         </w:rPr>
-        <w:t>可以假设一个格子没雷，从而推出矛盾</w:t>
+        <w:t>可假设一个格子没雷，从而推出矛盾</w:t>
       </w:r>
     </w:p>
     <w:p>
@@ -267,6 +267,7 @@
       <w:r>
         <w:rPr>
           <w:rFonts w:cstheme="minorHAnsi"/>
+          <w:noProof/>
           <w:szCs w:val="24"/>
           <w:lang w:eastAsia="zh-CN"/>
         </w:rPr>
@@ -311,7 +312,7 @@
       <w:pPr>
         <w:pStyle w:val="a9"/>
         <w:rPr>
-          <w:rFonts w:cstheme="minorHAnsi" w:hint="eastAsia"/>
+          <w:rFonts w:cstheme="minorHAnsi"/>
           <w:szCs w:val="24"/>
           <w:lang w:eastAsia="zh-CN"/>
         </w:rPr>
@@ -329,7 +330,7 @@
       <w:pPr>
         <w:pStyle w:val="a9"/>
         <w:rPr>
-          <w:rFonts w:cstheme="minorHAnsi" w:hint="eastAsia"/>
+          <w:rFonts w:cstheme="minorHAnsi"/>
           <w:szCs w:val="24"/>
           <w:lang w:eastAsia="zh-CN"/>
         </w:rPr>
@@ -339,7 +340,7 @@
       <w:pPr>
         <w:pStyle w:val="a9"/>
         <w:rPr>
-          <w:rFonts w:cstheme="minorHAnsi" w:hint="eastAsia"/>
+          <w:rFonts w:cstheme="minorHAnsi"/>
           <w:szCs w:val="24"/>
           <w:lang w:eastAsia="zh-CN"/>
         </w:rPr>

--- a/14种扫雷变体/general.docx
+++ b/14种扫雷变体/general.docx
@@ -22,6 +22,109 @@
           <w:szCs w:val="24"/>
         </w:rPr>
         <w:t>剩余雷数较少时该条件可用于推理</w:t>
+      </w:r>
+    </w:p>
+    <w:p>
+      <w:pPr>
+        <w:pStyle w:val="a9"/>
+        <w:rPr>
+          <w:rFonts w:cstheme="minorHAnsi"/>
+          <w:color w:val="000000"/>
+          <w:kern w:val="0"/>
+          <w:szCs w:val="24"/>
+          <w:lang w:eastAsia="zh-CN"/>
+        </w:rPr>
+      </w:pPr>
+      <w:r>
+        <w:rPr>
+          <w:rFonts w:cstheme="minorHAnsi"/>
+          <w:color w:val="000000"/>
+          <w:kern w:val="0"/>
+          <w:szCs w:val="24"/>
+        </w:rPr>
+        <w:t xml:space="preserve">e.g. </w:t>
+      </w:r>
+      <w:r>
+        <w:rPr>
+          <w:rFonts w:cstheme="minorHAnsi" w:hint="eastAsia"/>
+          <w:color w:val="000000"/>
+          <w:kern w:val="0"/>
+          <w:szCs w:val="24"/>
+          <w:lang w:eastAsia="zh-CN"/>
+        </w:rPr>
+        <w:t>普通，圈出区域内各有</w:t>
+      </w:r>
+      <w:r>
+        <w:rPr>
+          <w:rFonts w:cstheme="minorHAnsi" w:hint="eastAsia"/>
+          <w:color w:val="000000"/>
+          <w:kern w:val="0"/>
+          <w:szCs w:val="24"/>
+          <w:lang w:eastAsia="zh-CN"/>
+        </w:rPr>
+        <w:t>1</w:t>
+      </w:r>
+      <w:r>
+        <w:rPr>
+          <w:rFonts w:cstheme="minorHAnsi" w:hint="eastAsia"/>
+          <w:color w:val="000000"/>
+          <w:kern w:val="0"/>
+          <w:szCs w:val="24"/>
+          <w:lang w:eastAsia="zh-CN"/>
+        </w:rPr>
+        <w:t>个雷，因此剩下两个格子必然是雷</w:t>
+      </w:r>
+    </w:p>
+    <w:p>
+      <w:pPr>
+        <w:pStyle w:val="a9"/>
+        <w:rPr>
+          <w:rFonts w:cstheme="minorHAnsi" w:hint="eastAsia"/>
+          <w:szCs w:val="24"/>
+          <w:lang w:eastAsia="zh-CN"/>
+        </w:rPr>
+      </w:pPr>
+      <w:r>
+        <w:rPr>
+          <w:rFonts w:cstheme="minorHAnsi"/>
+          <w:szCs w:val="24"/>
+          <w:lang w:eastAsia="zh-CN"/>
+        </w:rPr>
+        <w:drawing>
+          <wp:inline distT="0" distB="0" distL="0" distR="0" wp14:anchorId="6EB41C9A" wp14:editId="3D1E3FF2">
+            <wp:extent cx="5274310" cy="3510280"/>
+            <wp:effectExtent l="0" t="0" r="2540" b="0"/>
+            <wp:docPr id="1614689332" name="图片 1"/>
+            <wp:cNvGraphicFramePr>
+              <a:graphicFrameLocks xmlns:a="http://schemas.openxmlformats.org/drawingml/2006/main" noChangeAspect="1"/>
+            </wp:cNvGraphicFramePr>
+            <a:graphic xmlns:a="http://schemas.openxmlformats.org/drawingml/2006/main">
+              <a:graphicData uri="http://schemas.openxmlformats.org/drawingml/2006/picture">
+                <pic:pic xmlns:pic="http://schemas.openxmlformats.org/drawingml/2006/picture">
+                  <pic:nvPicPr>
+                    <pic:cNvPr id="1614689332" name=""/>
+                    <pic:cNvPicPr/>
+                  </pic:nvPicPr>
+                  <pic:blipFill>
+                    <a:blip r:embed="rId5"/>
+                    <a:stretch>
+                      <a:fillRect/>
+                    </a:stretch>
+                  </pic:blipFill>
+                  <pic:spPr>
+                    <a:xfrm>
+                      <a:off x="0" y="0"/>
+                      <a:ext cx="5274310" cy="3510280"/>
+                    </a:xfrm>
+                    <a:prstGeom prst="rect">
+                      <a:avLst/>
+                    </a:prstGeom>
+                  </pic:spPr>
+                </pic:pic>
+              </a:graphicData>
+            </a:graphic>
+          </wp:inline>
+        </w:drawing>
       </w:r>
     </w:p>
     <w:p>
@@ -128,7 +231,7 @@
                     <pic:cNvPicPr/>
                   </pic:nvPicPr>
                   <pic:blipFill>
-                    <a:blip r:embed="rId5"/>
+                    <a:blip r:embed="rId6"/>
                     <a:stretch>
                       <a:fillRect/>
                     </a:stretch>
@@ -271,6 +374,7 @@
           <w:szCs w:val="24"/>
           <w:lang w:eastAsia="zh-CN"/>
         </w:rPr>
+        <w:lastRenderedPageBreak/>
         <w:drawing>
           <wp:inline distT="0" distB="0" distL="0" distR="0" wp14:anchorId="08059D67" wp14:editId="1FDF9B9F">
             <wp:extent cx="3385567" cy="2806768"/>
@@ -287,7 +391,7 @@
                     <pic:cNvPicPr/>
                   </pic:nvPicPr>
                   <pic:blipFill>
-                    <a:blip r:embed="rId6"/>
+                    <a:blip r:embed="rId7"/>
                     <a:stretch>
                       <a:fillRect/>
                     </a:stretch>
@@ -323,7 +427,23 @@
           <w:szCs w:val="24"/>
           <w:lang w:eastAsia="zh-CN"/>
         </w:rPr>
-        <w:t>可看出右边一个雷会满足不了</w:t>
+        <w:t>可看出右边</w:t>
+      </w:r>
+      <w:r>
+        <w:rPr>
+          <w:rFonts w:cstheme="minorHAnsi" w:hint="eastAsia"/>
+          <w:szCs w:val="24"/>
+          <w:lang w:eastAsia="zh-CN"/>
+        </w:rPr>
+        <w:t>1</w:t>
+      </w:r>
+      <w:r>
+        <w:rPr>
+          <w:rFonts w:cstheme="minorHAnsi" w:hint="eastAsia"/>
+          <w:szCs w:val="24"/>
+          <w:lang w:eastAsia="zh-CN"/>
+        </w:rPr>
+        <w:t>个雷会满足不了</w:t>
       </w:r>
     </w:p>
     <w:p>

--- a/14种扫雷变体/general.docx
+++ b/14种扫雷变体/general.docx
@@ -79,14 +79,15 @@
       <w:pPr>
         <w:pStyle w:val="a9"/>
         <w:rPr>
-          <w:rFonts w:cstheme="minorHAnsi" w:hint="eastAsia"/>
-          <w:szCs w:val="24"/>
-          <w:lang w:eastAsia="zh-CN"/>
-        </w:rPr>
-      </w:pPr>
-      <w:r>
-        <w:rPr>
-          <w:rFonts w:cstheme="minorHAnsi"/>
+          <w:rFonts w:cstheme="minorHAnsi"/>
+          <w:szCs w:val="24"/>
+          <w:lang w:eastAsia="zh-CN"/>
+        </w:rPr>
+      </w:pPr>
+      <w:r>
+        <w:rPr>
+          <w:rFonts w:cstheme="minorHAnsi"/>
+          <w:noProof/>
           <w:szCs w:val="24"/>
           <w:lang w:eastAsia="zh-CN"/>
         </w:rPr>
@@ -130,6 +131,16 @@
     <w:p>
       <w:pPr>
         <w:pStyle w:val="a9"/>
+        <w:rPr>
+          <w:rFonts w:cstheme="minorHAnsi" w:hint="eastAsia"/>
+          <w:szCs w:val="24"/>
+          <w:lang w:eastAsia="zh-CN"/>
+        </w:rPr>
+      </w:pPr>
+    </w:p>
+    <w:p>
+      <w:pPr>
+        <w:pStyle w:val="a9"/>
         <w:numPr>
           <w:ilvl w:val="0"/>
           <w:numId w:val="1"/>
@@ -289,6 +300,16 @@
     <w:p>
       <w:pPr>
         <w:pStyle w:val="a9"/>
+        <w:rPr>
+          <w:rFonts w:cstheme="minorHAnsi" w:hint="eastAsia"/>
+          <w:szCs w:val="24"/>
+          <w:lang w:eastAsia="zh-CN"/>
+        </w:rPr>
+      </w:pPr>
+    </w:p>
+    <w:p>
+      <w:pPr>
+        <w:pStyle w:val="a9"/>
         <w:numPr>
           <w:ilvl w:val="0"/>
           <w:numId w:val="1"/>
@@ -305,6 +326,7 @@
           <w:szCs w:val="24"/>
           <w:lang w:eastAsia="zh-CN"/>
         </w:rPr>
+        <w:lastRenderedPageBreak/>
         <w:t>可假设一个格子没雷，从而推出矛盾</w:t>
       </w:r>
     </w:p>
@@ -374,7 +396,6 @@
           <w:szCs w:val="24"/>
           <w:lang w:eastAsia="zh-CN"/>
         </w:rPr>
-        <w:lastRenderedPageBreak/>
         <w:drawing>
           <wp:inline distT="0" distB="0" distL="0" distR="0" wp14:anchorId="08059D67" wp14:editId="1FDF9B9F">
             <wp:extent cx="3385567" cy="2806768"/>
@@ -444,6 +465,38 @@
           <w:lang w:eastAsia="zh-CN"/>
         </w:rPr>
         <w:t>个雷会满足不了</w:t>
+      </w:r>
+    </w:p>
+    <w:p>
+      <w:pPr>
+        <w:pStyle w:val="a9"/>
+        <w:rPr>
+          <w:rFonts w:cstheme="minorHAnsi" w:hint="eastAsia"/>
+          <w:szCs w:val="24"/>
+          <w:lang w:eastAsia="zh-CN"/>
+        </w:rPr>
+      </w:pPr>
+    </w:p>
+    <w:p>
+      <w:pPr>
+        <w:pStyle w:val="a9"/>
+        <w:numPr>
+          <w:ilvl w:val="0"/>
+          <w:numId w:val="1"/>
+        </w:numPr>
+        <w:rPr>
+          <w:rFonts w:cstheme="minorHAnsi"/>
+          <w:szCs w:val="24"/>
+          <w:lang w:eastAsia="zh-CN"/>
+        </w:rPr>
+      </w:pPr>
+      <w:r>
+        <w:rPr>
+          <w:rFonts w:cstheme="minorHAnsi" w:hint="eastAsia"/>
+          <w:szCs w:val="24"/>
+          <w:lang w:eastAsia="zh-CN"/>
+        </w:rPr>
+        <w:t>可同时假设两个雷，从而推出矛盾，因此至少有一个雷在别的位置</w:t>
       </w:r>
     </w:p>
     <w:p>

--- a/14种扫雷变体/general.docx
+++ b/14种扫雷变体/general.docx
@@ -132,7 +132,7 @@
       <w:pPr>
         <w:pStyle w:val="a9"/>
         <w:rPr>
-          <w:rFonts w:cstheme="minorHAnsi" w:hint="eastAsia"/>
+          <w:rFonts w:cstheme="minorHAnsi"/>
           <w:szCs w:val="24"/>
           <w:lang w:eastAsia="zh-CN"/>
         </w:rPr>
@@ -158,6 +158,15 @@
           <w:szCs w:val="24"/>
         </w:rPr>
         <w:t>可假设一个区域内有雷，从而推出矛盾</w:t>
+      </w:r>
+      <w:r>
+        <w:rPr>
+          <w:rFonts w:cstheme="minorHAnsi" w:hint="eastAsia"/>
+          <w:color w:val="000000"/>
+          <w:kern w:val="0"/>
+          <w:szCs w:val="24"/>
+        </w:rPr>
+        <w:t>，因此这个区域内没雷</w:t>
       </w:r>
     </w:p>
     <w:p>
@@ -280,6 +289,7 @@
         </w:rPr>
         <w:t>可看出右边</w:t>
       </w:r>
+      <w:proofErr w:type="gramStart"/>
       <w:r>
         <w:rPr>
           <w:rFonts w:cstheme="minorHAnsi"/>
@@ -294,14 +304,23 @@
           <w:szCs w:val="24"/>
           <w:lang w:eastAsia="zh-CN"/>
         </w:rPr>
-        <w:t>个雷会满足不了</w:t>
+        <w:t>个雷会满足</w:t>
+      </w:r>
+      <w:proofErr w:type="gramEnd"/>
+      <w:r>
+        <w:rPr>
+          <w:rFonts w:cstheme="minorHAnsi"/>
+          <w:szCs w:val="24"/>
+          <w:lang w:eastAsia="zh-CN"/>
+        </w:rPr>
+        <w:t>不了</w:t>
       </w:r>
     </w:p>
     <w:p>
       <w:pPr>
         <w:pStyle w:val="a9"/>
         <w:rPr>
-          <w:rFonts w:cstheme="minorHAnsi" w:hint="eastAsia"/>
+          <w:rFonts w:cstheme="minorHAnsi"/>
           <w:szCs w:val="24"/>
           <w:lang w:eastAsia="zh-CN"/>
         </w:rPr>
@@ -450,6 +469,7 @@
         </w:rPr>
         <w:t>可看出右边</w:t>
       </w:r>
+      <w:proofErr w:type="gramStart"/>
       <w:r>
         <w:rPr>
           <w:rFonts w:cstheme="minorHAnsi" w:hint="eastAsia"/>
@@ -464,14 +484,23 @@
           <w:szCs w:val="24"/>
           <w:lang w:eastAsia="zh-CN"/>
         </w:rPr>
-        <w:t>个雷会满足不了</w:t>
+        <w:t>个雷会满足</w:t>
+      </w:r>
+      <w:proofErr w:type="gramEnd"/>
+      <w:r>
+        <w:rPr>
+          <w:rFonts w:cstheme="minorHAnsi" w:hint="eastAsia"/>
+          <w:szCs w:val="24"/>
+          <w:lang w:eastAsia="zh-CN"/>
+        </w:rPr>
+        <w:t>不了</w:t>
       </w:r>
     </w:p>
     <w:p>
       <w:pPr>
         <w:pStyle w:val="a9"/>
         <w:rPr>
-          <w:rFonts w:cstheme="minorHAnsi" w:hint="eastAsia"/>
+          <w:rFonts w:cstheme="minorHAnsi"/>
           <w:szCs w:val="24"/>
           <w:lang w:eastAsia="zh-CN"/>
         </w:rPr>
@@ -496,18 +525,126 @@
           <w:szCs w:val="24"/>
           <w:lang w:eastAsia="zh-CN"/>
         </w:rPr>
-        <w:t>可同时假设两个雷，从而推出矛盾，因此至少有一个雷在别的位置</w:t>
+        <w:t>可同时假两个雷，从而推出矛盾，因此</w:t>
+      </w:r>
+      <w:r>
+        <w:rPr>
+          <w:rFonts w:cstheme="minorHAnsi" w:hint="eastAsia"/>
+          <w:szCs w:val="24"/>
+          <w:lang w:eastAsia="zh-CN"/>
+        </w:rPr>
+        <w:t>这两个格子至多一个雷</w:t>
       </w:r>
     </w:p>
     <w:p>
       <w:pPr>
         <w:pStyle w:val="a9"/>
         <w:rPr>
-          <w:rFonts w:cstheme="minorHAnsi"/>
-          <w:szCs w:val="24"/>
-          <w:lang w:eastAsia="zh-CN"/>
-        </w:rPr>
-      </w:pPr>
+          <w:rFonts w:cstheme="minorHAnsi" w:hint="eastAsia"/>
+          <w:szCs w:val="24"/>
+          <w:lang w:eastAsia="zh-CN"/>
+        </w:rPr>
+      </w:pPr>
+      <w:r>
+        <w:rPr>
+          <w:rFonts w:cstheme="minorHAnsi"/>
+          <w:szCs w:val="24"/>
+          <w:lang w:eastAsia="zh-CN"/>
+        </w:rPr>
+        <w:t xml:space="preserve">e.g. </w:t>
+      </w:r>
+      <w:r>
+        <w:rPr>
+          <w:rFonts w:cstheme="minorHAnsi" w:hint="eastAsia"/>
+          <w:szCs w:val="24"/>
+          <w:lang w:eastAsia="zh-CN"/>
+        </w:rPr>
+        <w:t>普通，</w:t>
+      </w:r>
+      <w:r>
+        <w:rPr>
+          <w:rFonts w:cstheme="minorHAnsi" w:hint="eastAsia"/>
+          <w:szCs w:val="24"/>
+          <w:lang w:eastAsia="zh-CN"/>
+        </w:rPr>
+        <w:t>x</w:t>
+      </w:r>
+      <w:r>
+        <w:rPr>
+          <w:rFonts w:cstheme="minorHAnsi" w:hint="eastAsia"/>
+          <w:szCs w:val="24"/>
+          <w:lang w:eastAsia="zh-CN"/>
+        </w:rPr>
+        <w:t>加圈表示假设有雷，可得知圈出区域</w:t>
+      </w:r>
+      <w:r>
+        <w:rPr>
+          <w:rFonts w:cstheme="minorHAnsi" w:hint="eastAsia"/>
+          <w:szCs w:val="24"/>
+          <w:lang w:eastAsia="zh-CN"/>
+        </w:rPr>
+        <w:t>6</w:t>
+      </w:r>
+      <w:r>
+        <w:rPr>
+          <w:rFonts w:cstheme="minorHAnsi" w:hint="eastAsia"/>
+          <w:szCs w:val="24"/>
+          <w:lang w:eastAsia="zh-CN"/>
+        </w:rPr>
+        <w:t>个雷无法满足</w:t>
+      </w:r>
+    </w:p>
+    <w:p>
+      <w:pPr>
+        <w:pStyle w:val="a9"/>
+        <w:rPr>
+          <w:rFonts w:cstheme="minorHAnsi" w:hint="eastAsia"/>
+          <w:szCs w:val="24"/>
+          <w:lang w:eastAsia="zh-CN"/>
+        </w:rPr>
+      </w:pPr>
+      <w:r>
+        <w:rPr>
+          <w:rFonts w:cstheme="minorHAnsi"/>
+          <w:szCs w:val="24"/>
+          <w:lang w:eastAsia="zh-CN"/>
+        </w:rPr>
+        <w:drawing>
+          <wp:inline distT="0" distB="0" distL="0" distR="0" wp14:anchorId="12F3F3C8" wp14:editId="1B30515E">
+            <wp:extent cx="3872752" cy="3282467"/>
+            <wp:effectExtent l="0" t="0" r="0" b="0"/>
+            <wp:docPr id="62496791" name="图片 1"/>
+            <wp:cNvGraphicFramePr>
+              <a:graphicFrameLocks xmlns:a="http://schemas.openxmlformats.org/drawingml/2006/main" noChangeAspect="1"/>
+            </wp:cNvGraphicFramePr>
+            <a:graphic xmlns:a="http://schemas.openxmlformats.org/drawingml/2006/main">
+              <a:graphicData uri="http://schemas.openxmlformats.org/drawingml/2006/picture">
+                <pic:pic xmlns:pic="http://schemas.openxmlformats.org/drawingml/2006/picture">
+                  <pic:nvPicPr>
+                    <pic:cNvPr id="62496791" name=""/>
+                    <pic:cNvPicPr/>
+                  </pic:nvPicPr>
+                  <pic:blipFill>
+                    <a:blip r:embed="rId8"/>
+                    <a:stretch>
+                      <a:fillRect/>
+                    </a:stretch>
+                  </pic:blipFill>
+                  <pic:spPr>
+                    <a:xfrm>
+                      <a:off x="0" y="0"/>
+                      <a:ext cx="3880447" cy="3288989"/>
+                    </a:xfrm>
+                    <a:prstGeom prst="rect">
+                      <a:avLst/>
+                    </a:prstGeom>
+                  </pic:spPr>
+                </pic:pic>
+              </a:graphicData>
+            </a:graphic>
+          </wp:inline>
+        </w:drawing>
+      </w:r>
     </w:p>
     <w:p>
       <w:pPr>

--- a/14种扫雷变体/general.docx
+++ b/14种扫雷变体/general.docx
@@ -289,7 +289,6 @@
         </w:rPr>
         <w:t>可看出右边</w:t>
       </w:r>
-      <w:proofErr w:type="gramStart"/>
       <w:r>
         <w:rPr>
           <w:rFonts w:cstheme="minorHAnsi"/>
@@ -304,16 +303,7 @@
           <w:szCs w:val="24"/>
           <w:lang w:eastAsia="zh-CN"/>
         </w:rPr>
-        <w:t>个雷会满足</w:t>
-      </w:r>
-      <w:proofErr w:type="gramEnd"/>
-      <w:r>
-        <w:rPr>
-          <w:rFonts w:cstheme="minorHAnsi"/>
-          <w:szCs w:val="24"/>
-          <w:lang w:eastAsia="zh-CN"/>
-        </w:rPr>
-        <w:t>不了</w:t>
+        <w:t>个雷会满足不了</w:t>
       </w:r>
     </w:p>
     <w:p>
@@ -469,7 +459,6 @@
         </w:rPr>
         <w:t>可看出右边</w:t>
       </w:r>
-      <w:proofErr w:type="gramStart"/>
       <w:r>
         <w:rPr>
           <w:rFonts w:cstheme="minorHAnsi" w:hint="eastAsia"/>
@@ -484,16 +473,7 @@
           <w:szCs w:val="24"/>
           <w:lang w:eastAsia="zh-CN"/>
         </w:rPr>
-        <w:t>个雷会满足</w:t>
-      </w:r>
-      <w:proofErr w:type="gramEnd"/>
-      <w:r>
-        <w:rPr>
-          <w:rFonts w:cstheme="minorHAnsi" w:hint="eastAsia"/>
-          <w:szCs w:val="24"/>
-          <w:lang w:eastAsia="zh-CN"/>
-        </w:rPr>
-        <w:t>不了</w:t>
+        <w:t>个雷会满足不了</w:t>
       </w:r>
     </w:p>
     <w:p>
@@ -540,7 +520,7 @@
       <w:pPr>
         <w:pStyle w:val="a9"/>
         <w:rPr>
-          <w:rFonts w:cstheme="minorHAnsi" w:hint="eastAsia"/>
+          <w:rFonts w:cstheme="minorHAnsi"/>
           <w:szCs w:val="24"/>
           <w:lang w:eastAsia="zh-CN"/>
         </w:rPr>
@@ -598,14 +578,15 @@
       <w:pPr>
         <w:pStyle w:val="a9"/>
         <w:rPr>
-          <w:rFonts w:cstheme="minorHAnsi" w:hint="eastAsia"/>
-          <w:szCs w:val="24"/>
-          <w:lang w:eastAsia="zh-CN"/>
-        </w:rPr>
-      </w:pPr>
-      <w:r>
-        <w:rPr>
-          <w:rFonts w:cstheme="minorHAnsi"/>
+          <w:rFonts w:cstheme="minorHAnsi"/>
+          <w:szCs w:val="24"/>
+          <w:lang w:eastAsia="zh-CN"/>
+        </w:rPr>
+      </w:pPr>
+      <w:r>
+        <w:rPr>
+          <w:rFonts w:cstheme="minorHAnsi"/>
+          <w:noProof/>
           <w:szCs w:val="24"/>
           <w:lang w:eastAsia="zh-CN"/>
         </w:rPr>
@@ -651,6 +632,149 @@
         <w:pStyle w:val="a9"/>
         <w:rPr>
           <w:rFonts w:cstheme="minorHAnsi"/>
+          <w:szCs w:val="24"/>
+          <w:lang w:eastAsia="zh-CN"/>
+        </w:rPr>
+      </w:pPr>
+    </w:p>
+    <w:p>
+      <w:pPr>
+        <w:pStyle w:val="a9"/>
+        <w:numPr>
+          <w:ilvl w:val="0"/>
+          <w:numId w:val="1"/>
+        </w:numPr>
+        <w:rPr>
+          <w:rFonts w:cstheme="minorHAnsi"/>
+          <w:szCs w:val="24"/>
+          <w:lang w:eastAsia="zh-CN"/>
+        </w:rPr>
+      </w:pPr>
+      <w:r>
+        <w:rPr>
+          <w:rFonts w:cstheme="minorHAnsi" w:hint="eastAsia"/>
+          <w:szCs w:val="24"/>
+          <w:lang w:eastAsia="zh-CN"/>
+        </w:rPr>
+        <w:t>推断哪个区域必有雷</w:t>
+      </w:r>
+    </w:p>
+    <w:p>
+      <w:pPr>
+        <w:pStyle w:val="a9"/>
+        <w:rPr>
+          <w:rFonts w:cstheme="minorHAnsi" w:hint="eastAsia"/>
+          <w:szCs w:val="24"/>
+          <w:lang w:eastAsia="zh-CN"/>
+        </w:rPr>
+      </w:pPr>
+      <w:r>
+        <w:rPr>
+          <w:rFonts w:cstheme="minorHAnsi"/>
+          <w:szCs w:val="24"/>
+          <w:lang w:eastAsia="zh-CN"/>
+        </w:rPr>
+        <w:t>e.g.</w:t>
+      </w:r>
+      <w:r>
+        <w:rPr>
+          <w:rFonts w:cstheme="minorHAnsi" w:hint="eastAsia"/>
+          <w:szCs w:val="24"/>
+          <w:lang w:eastAsia="zh-CN"/>
+        </w:rPr>
+        <w:t xml:space="preserve"> </w:t>
+      </w:r>
+      <w:r>
+        <w:rPr>
+          <w:rFonts w:cstheme="minorHAnsi" w:hint="eastAsia"/>
+          <w:szCs w:val="24"/>
+          <w:lang w:eastAsia="zh-CN"/>
+        </w:rPr>
+        <w:t>普通，圈出区域必有雷，不然无法满足上面的</w:t>
+      </w:r>
+      <w:r>
+        <w:rPr>
+          <w:rFonts w:cstheme="minorHAnsi" w:hint="eastAsia"/>
+          <w:szCs w:val="24"/>
+          <w:lang w:eastAsia="zh-CN"/>
+        </w:rPr>
+        <w:t>2</w:t>
+      </w:r>
+      <w:r>
+        <w:rPr>
+          <w:rFonts w:cstheme="minorHAnsi" w:hint="eastAsia"/>
+          <w:szCs w:val="24"/>
+          <w:lang w:eastAsia="zh-CN"/>
+        </w:rPr>
+        <w:t>和右边的</w:t>
+      </w:r>
+      <w:r>
+        <w:rPr>
+          <w:rFonts w:cstheme="minorHAnsi" w:hint="eastAsia"/>
+          <w:szCs w:val="24"/>
+          <w:lang w:eastAsia="zh-CN"/>
+        </w:rPr>
+        <w:t>5</w:t>
+      </w:r>
+    </w:p>
+    <w:p>
+      <w:pPr>
+        <w:pStyle w:val="a9"/>
+        <w:rPr>
+          <w:rFonts w:cstheme="minorHAnsi" w:hint="eastAsia"/>
+          <w:szCs w:val="24"/>
+          <w:lang w:eastAsia="zh-CN"/>
+        </w:rPr>
+      </w:pPr>
+      <w:r>
+        <w:rPr>
+          <w:rFonts w:cstheme="minorHAnsi"/>
+          <w:szCs w:val="24"/>
+          <w:lang w:eastAsia="zh-CN"/>
+        </w:rPr>
+        <w:lastRenderedPageBreak/>
+        <w:drawing>
+          <wp:inline distT="0" distB="0" distL="0" distR="0" wp14:anchorId="0D2672E2" wp14:editId="1ECCFC81">
+            <wp:extent cx="3364209" cy="3268216"/>
+            <wp:effectExtent l="0" t="0" r="8255" b="8890"/>
+            <wp:docPr id="1939105925" name="图片 1"/>
+            <wp:cNvGraphicFramePr>
+              <a:graphicFrameLocks xmlns:a="http://schemas.openxmlformats.org/drawingml/2006/main" noChangeAspect="1"/>
+            </wp:cNvGraphicFramePr>
+            <a:graphic xmlns:a="http://schemas.openxmlformats.org/drawingml/2006/main">
+              <a:graphicData uri="http://schemas.openxmlformats.org/drawingml/2006/picture">
+                <pic:pic xmlns:pic="http://schemas.openxmlformats.org/drawingml/2006/picture">
+                  <pic:nvPicPr>
+                    <pic:cNvPr id="1939105925" name=""/>
+                    <pic:cNvPicPr/>
+                  </pic:nvPicPr>
+                  <pic:blipFill>
+                    <a:blip r:embed="rId9"/>
+                    <a:stretch>
+                      <a:fillRect/>
+                    </a:stretch>
+                  </pic:blipFill>
+                  <pic:spPr>
+                    <a:xfrm>
+                      <a:off x="0" y="0"/>
+                      <a:ext cx="3369349" cy="3273209"/>
+                    </a:xfrm>
+                    <a:prstGeom prst="rect">
+                      <a:avLst/>
+                    </a:prstGeom>
+                  </pic:spPr>
+                </pic:pic>
+              </a:graphicData>
+            </a:graphic>
+          </wp:inline>
+        </w:drawing>
+      </w:r>
+    </w:p>
+    <w:p>
+      <w:pPr>
+        <w:pStyle w:val="a9"/>
+        <w:rPr>
+          <w:rFonts w:cstheme="minorHAnsi" w:hint="eastAsia"/>
           <w:szCs w:val="24"/>
           <w:lang w:eastAsia="zh-CN"/>
         </w:rPr>

--- a/14种扫雷变体/general.docx
+++ b/14种扫雷变体/general.docx
@@ -656,14 +656,14 @@
           <w:szCs w:val="24"/>
           <w:lang w:eastAsia="zh-CN"/>
         </w:rPr>
-        <w:t>推断哪个区域必有雷</w:t>
-      </w:r>
-    </w:p>
-    <w:p>
-      <w:pPr>
-        <w:pStyle w:val="a9"/>
-        <w:rPr>
-          <w:rFonts w:cstheme="minorHAnsi" w:hint="eastAsia"/>
+        <w:t>推断哪个区域有雷</w:t>
+      </w:r>
+    </w:p>
+    <w:p>
+      <w:pPr>
+        <w:pStyle w:val="a9"/>
+        <w:rPr>
+          <w:rFonts w:cstheme="minorHAnsi"/>
           <w:szCs w:val="24"/>
           <w:lang w:eastAsia="zh-CN"/>
         </w:rPr>
@@ -690,7 +690,7 @@
           <w:szCs w:val="24"/>
           <w:lang w:eastAsia="zh-CN"/>
         </w:rPr>
-        <w:t>普通，圈出区域必有雷，不然无法满足上面的</w:t>
+        <w:t>普通，圈出区域有雷，不然无法满足上面的</w:t>
       </w:r>
       <w:r>
         <w:rPr>
@@ -721,14 +721,15 @@
       <w:pPr>
         <w:pStyle w:val="a9"/>
         <w:rPr>
-          <w:rFonts w:cstheme="minorHAnsi" w:hint="eastAsia"/>
-          <w:szCs w:val="24"/>
-          <w:lang w:eastAsia="zh-CN"/>
-        </w:rPr>
-      </w:pPr>
-      <w:r>
-        <w:rPr>
-          <w:rFonts w:cstheme="minorHAnsi"/>
+          <w:rFonts w:cstheme="minorHAnsi"/>
+          <w:szCs w:val="24"/>
+          <w:lang w:eastAsia="zh-CN"/>
+        </w:rPr>
+      </w:pPr>
+      <w:r>
+        <w:rPr>
+          <w:rFonts w:cstheme="minorHAnsi"/>
+          <w:noProof/>
           <w:szCs w:val="24"/>
           <w:lang w:eastAsia="zh-CN"/>
         </w:rPr>
@@ -774,7 +775,7 @@
       <w:pPr>
         <w:pStyle w:val="a9"/>
         <w:rPr>
-          <w:rFonts w:cstheme="minorHAnsi" w:hint="eastAsia"/>
+          <w:rFonts w:cstheme="minorHAnsi"/>
           <w:szCs w:val="24"/>
           <w:lang w:eastAsia="zh-CN"/>
         </w:rPr>

--- a/14种扫雷变体/general.docx
+++ b/14种扫雷变体/general.docx
@@ -157,7 +157,23 @@
           <w:kern w:val="0"/>
           <w:szCs w:val="24"/>
         </w:rPr>
-        <w:t>可假设一个区域内有雷，从而推出矛盾</w:t>
+        <w:t>可假设一个区域内有雷</w:t>
+      </w:r>
+      <w:r>
+        <w:rPr>
+          <w:rFonts w:cstheme="minorHAnsi" w:hint="eastAsia"/>
+          <w:szCs w:val="24"/>
+          <w:lang w:eastAsia="zh-CN"/>
+        </w:rPr>
+        <w:t>-&gt;</w:t>
+      </w:r>
+      <w:r>
+        <w:rPr>
+          <w:rFonts w:cstheme="minorHAnsi" w:hint="eastAsia"/>
+          <w:szCs w:val="24"/>
+          <w:lang w:eastAsia="zh-CN"/>
+        </w:rPr>
+        <w:t>矛盾</w:t>
       </w:r>
       <w:r>
         <w:rPr>
@@ -289,6 +305,7 @@
         </w:rPr>
         <w:t>可看出右边</w:t>
       </w:r>
+      <w:proofErr w:type="gramStart"/>
       <w:r>
         <w:rPr>
           <w:rFonts w:cstheme="minorHAnsi"/>
@@ -303,7 +320,95 @@
           <w:szCs w:val="24"/>
           <w:lang w:eastAsia="zh-CN"/>
         </w:rPr>
-        <w:t>个雷会满足不了</w:t>
+        <w:t>个雷会满足</w:t>
+      </w:r>
+      <w:proofErr w:type="gramEnd"/>
+      <w:r>
+        <w:rPr>
+          <w:rFonts w:cstheme="minorHAnsi"/>
+          <w:szCs w:val="24"/>
+          <w:lang w:eastAsia="zh-CN"/>
+        </w:rPr>
+        <w:t>不了</w:t>
+      </w:r>
+    </w:p>
+    <w:p>
+      <w:pPr>
+        <w:pStyle w:val="a9"/>
+        <w:rPr>
+          <w:rFonts w:cstheme="minorHAnsi" w:hint="eastAsia"/>
+          <w:szCs w:val="24"/>
+          <w:lang w:eastAsia="zh-CN"/>
+        </w:rPr>
+      </w:pPr>
+    </w:p>
+    <w:p>
+      <w:pPr>
+        <w:pStyle w:val="a9"/>
+        <w:rPr>
+          <w:rFonts w:cstheme="minorHAnsi"/>
+          <w:szCs w:val="24"/>
+          <w:lang w:eastAsia="zh-CN"/>
+        </w:rPr>
+      </w:pPr>
+      <w:r>
+        <w:rPr>
+          <w:rFonts w:cstheme="minorHAnsi" w:hint="eastAsia"/>
+          <w:szCs w:val="24"/>
+          <w:lang w:eastAsia="zh-CN"/>
+        </w:rPr>
+        <w:lastRenderedPageBreak/>
+        <w:t>进阶：如果一个九宫格内还有两个雷，假设一个区域内有两个雷</w:t>
+      </w:r>
+      <w:r>
+        <w:rPr>
+          <w:rFonts w:cstheme="minorHAnsi" w:hint="eastAsia"/>
+          <w:szCs w:val="24"/>
+          <w:lang w:eastAsia="zh-CN"/>
+        </w:rPr>
+        <w:t>-&gt;</w:t>
+      </w:r>
+      <w:r>
+        <w:rPr>
+          <w:rFonts w:cstheme="minorHAnsi" w:hint="eastAsia"/>
+          <w:szCs w:val="24"/>
+          <w:lang w:eastAsia="zh-CN"/>
+        </w:rPr>
+        <w:t>矛盾，</w:t>
+      </w:r>
+    </w:p>
+    <w:p>
+      <w:pPr>
+        <w:pStyle w:val="a9"/>
+        <w:rPr>
+          <w:rFonts w:cstheme="minorHAnsi" w:hint="eastAsia"/>
+          <w:szCs w:val="24"/>
+          <w:lang w:eastAsia="zh-CN"/>
+        </w:rPr>
+      </w:pPr>
+      <w:r>
+        <w:rPr>
+          <w:rFonts w:cstheme="minorHAnsi" w:hint="eastAsia"/>
+          <w:szCs w:val="24"/>
+          <w:lang w:eastAsia="zh-CN"/>
+        </w:rPr>
+        <w:t>再假设一个雷</w:t>
+      </w:r>
+      <w:r>
+        <w:rPr>
+          <w:rFonts w:cstheme="minorHAnsi" w:hint="eastAsia"/>
+          <w:szCs w:val="24"/>
+          <w:lang w:eastAsia="zh-CN"/>
+        </w:rPr>
+        <w:t>-&gt;</w:t>
+      </w:r>
+      <w:r>
+        <w:rPr>
+          <w:rFonts w:cstheme="minorHAnsi" w:hint="eastAsia"/>
+          <w:szCs w:val="24"/>
+          <w:lang w:eastAsia="zh-CN"/>
+        </w:rPr>
+        <w:t>矛盾，因此这个区域内没雷</w:t>
       </w:r>
     </w:p>
     <w:p>
@@ -335,8 +440,33 @@
           <w:szCs w:val="24"/>
           <w:lang w:eastAsia="zh-CN"/>
         </w:rPr>
-        <w:lastRenderedPageBreak/>
-        <w:t>可假设一个格子没雷，从而推出矛盾</w:t>
+        <w:t>可假设一个</w:t>
+      </w:r>
+      <w:proofErr w:type="gramStart"/>
+      <w:r>
+        <w:rPr>
+          <w:rFonts w:cstheme="minorHAnsi" w:hint="eastAsia"/>
+          <w:szCs w:val="24"/>
+          <w:lang w:eastAsia="zh-CN"/>
+        </w:rPr>
+        <w:t>格子没雷</w:t>
+      </w:r>
+      <w:proofErr w:type="gramEnd"/>
+      <w:r>
+        <w:rPr>
+          <w:rFonts w:cstheme="minorHAnsi" w:hint="eastAsia"/>
+          <w:szCs w:val="24"/>
+          <w:lang w:eastAsia="zh-CN"/>
+        </w:rPr>
+        <w:t>-&gt;</w:t>
+      </w:r>
+      <w:r>
+        <w:rPr>
+          <w:rFonts w:cstheme="minorHAnsi" w:hint="eastAsia"/>
+          <w:szCs w:val="24"/>
+          <w:lang w:eastAsia="zh-CN"/>
+        </w:rPr>
+        <w:t>矛盾</w:t>
       </w:r>
     </w:p>
     <w:p>
@@ -459,6 +589,7 @@
         </w:rPr>
         <w:t>可看出右边</w:t>
       </w:r>
+      <w:proofErr w:type="gramStart"/>
       <w:r>
         <w:rPr>
           <w:rFonts w:cstheme="minorHAnsi" w:hint="eastAsia"/>
@@ -473,7 +604,16 @@
           <w:szCs w:val="24"/>
           <w:lang w:eastAsia="zh-CN"/>
         </w:rPr>
-        <w:t>个雷会满足不了</w:t>
+        <w:t>个雷会满足</w:t>
+      </w:r>
+      <w:proofErr w:type="gramEnd"/>
+      <w:r>
+        <w:rPr>
+          <w:rFonts w:cstheme="minorHAnsi" w:hint="eastAsia"/>
+          <w:szCs w:val="24"/>
+          <w:lang w:eastAsia="zh-CN"/>
+        </w:rPr>
+        <w:t>不了</w:t>
       </w:r>
     </w:p>
     <w:p>
@@ -505,7 +645,31 @@
           <w:szCs w:val="24"/>
           <w:lang w:eastAsia="zh-CN"/>
         </w:rPr>
-        <w:t>可同时假两个雷，从而推出矛盾，因此</w:t>
+        <w:t>可同时假两个雷</w:t>
+      </w:r>
+      <w:r>
+        <w:rPr>
+          <w:rFonts w:cstheme="minorHAnsi" w:hint="eastAsia"/>
+          <w:szCs w:val="24"/>
+          <w:lang w:eastAsia="zh-CN"/>
+        </w:rPr>
+        <w:t>-&gt;</w:t>
+      </w:r>
+      <w:r>
+        <w:rPr>
+          <w:rFonts w:cstheme="minorHAnsi" w:hint="eastAsia"/>
+          <w:szCs w:val="24"/>
+          <w:lang w:eastAsia="zh-CN"/>
+        </w:rPr>
+        <w:t>矛盾</w:t>
+      </w:r>
+      <w:r>
+        <w:rPr>
+          <w:rFonts w:cstheme="minorHAnsi" w:hint="eastAsia"/>
+          <w:szCs w:val="24"/>
+          <w:lang w:eastAsia="zh-CN"/>
+        </w:rPr>
+        <w:t>，因此</w:t>
       </w:r>
       <w:r>
         <w:rPr>
@@ -656,6 +820,7 @@
           <w:szCs w:val="24"/>
           <w:lang w:eastAsia="zh-CN"/>
         </w:rPr>
+        <w:lastRenderedPageBreak/>
         <w:t>推断哪个区域有雷</w:t>
       </w:r>
     </w:p>
@@ -733,7 +898,6 @@
           <w:szCs w:val="24"/>
           <w:lang w:eastAsia="zh-CN"/>
         </w:rPr>
-        <w:lastRenderedPageBreak/>
         <w:drawing>
           <wp:inline distT="0" distB="0" distL="0" distR="0" wp14:anchorId="0D2672E2" wp14:editId="1ECCFC81">
             <wp:extent cx="3364209" cy="3268216"/>

--- a/14种扫雷变体/general.docx
+++ b/14种扫雷变体/general.docx
@@ -252,9 +252,9 @@
           <w:szCs w:val="32"/>
         </w:rPr>
         <w:drawing>
-          <wp:inline distT="0" distB="0" distL="0" distR="0" wp14:anchorId="6EFAC091" wp14:editId="46769C1D">
-            <wp:extent cx="3628261" cy="3425575"/>
-            <wp:effectExtent l="0" t="0" r="0" b="3810"/>
+          <wp:inline distT="0" distB="0" distL="0" distR="0" wp14:anchorId="6EFAC091" wp14:editId="3D8ACB86">
+            <wp:extent cx="4156363" cy="3924175"/>
+            <wp:effectExtent l="0" t="0" r="0" b="635"/>
             <wp:docPr id="2106718375" name="图片 1"/>
             <wp:cNvGraphicFramePr>
               <a:graphicFrameLocks xmlns:a="http://schemas.openxmlformats.org/drawingml/2006/main" noChangeAspect="1"/>
@@ -275,7 +275,7 @@
                   <pic:spPr>
                     <a:xfrm>
                       <a:off x="0" y="0"/>
-                      <a:ext cx="3634150" cy="3431135"/>
+                      <a:ext cx="4167577" cy="3934762"/>
                     </a:xfrm>
                     <a:prstGeom prst="rect">
                       <a:avLst/>
@@ -303,9 +303,9 @@
           <w:szCs w:val="24"/>
           <w:lang w:eastAsia="zh-CN"/>
         </w:rPr>
+        <w:lastRenderedPageBreak/>
         <w:t>可看出右边</w:t>
       </w:r>
-      <w:proofErr w:type="gramStart"/>
       <w:r>
         <w:rPr>
           <w:rFonts w:cstheme="minorHAnsi"/>
@@ -320,44 +320,34 @@
           <w:szCs w:val="24"/>
           <w:lang w:eastAsia="zh-CN"/>
         </w:rPr>
-        <w:t>个雷会满足</w:t>
-      </w:r>
-      <w:proofErr w:type="gramEnd"/>
-      <w:r>
-        <w:rPr>
-          <w:rFonts w:cstheme="minorHAnsi"/>
-          <w:szCs w:val="24"/>
-          <w:lang w:eastAsia="zh-CN"/>
-        </w:rPr>
-        <w:t>不了</w:t>
-      </w:r>
-    </w:p>
-    <w:p>
-      <w:pPr>
-        <w:pStyle w:val="a9"/>
-        <w:rPr>
-          <w:rFonts w:cstheme="minorHAnsi" w:hint="eastAsia"/>
-          <w:szCs w:val="24"/>
-          <w:lang w:eastAsia="zh-CN"/>
-        </w:rPr>
-      </w:pPr>
-    </w:p>
-    <w:p>
-      <w:pPr>
-        <w:pStyle w:val="a9"/>
-        <w:rPr>
-          <w:rFonts w:cstheme="minorHAnsi"/>
-          <w:szCs w:val="24"/>
-          <w:lang w:eastAsia="zh-CN"/>
-        </w:rPr>
-      </w:pPr>
-      <w:r>
-        <w:rPr>
-          <w:rFonts w:cstheme="minorHAnsi" w:hint="eastAsia"/>
-          <w:szCs w:val="24"/>
-          <w:lang w:eastAsia="zh-CN"/>
-        </w:rPr>
-        <w:lastRenderedPageBreak/>
+        <w:t>个雷会满足不了</w:t>
+      </w:r>
+    </w:p>
+    <w:p>
+      <w:pPr>
+        <w:pStyle w:val="a9"/>
+        <w:rPr>
+          <w:rFonts w:cstheme="minorHAnsi"/>
+          <w:szCs w:val="24"/>
+          <w:lang w:eastAsia="zh-CN"/>
+        </w:rPr>
+      </w:pPr>
+    </w:p>
+    <w:p>
+      <w:pPr>
+        <w:pStyle w:val="a9"/>
+        <w:rPr>
+          <w:rFonts w:cstheme="minorHAnsi"/>
+          <w:szCs w:val="24"/>
+          <w:lang w:eastAsia="zh-CN"/>
+        </w:rPr>
+      </w:pPr>
+      <w:r>
+        <w:rPr>
+          <w:rFonts w:cstheme="minorHAnsi" w:hint="eastAsia"/>
+          <w:szCs w:val="24"/>
+          <w:lang w:eastAsia="zh-CN"/>
+        </w:rPr>
         <w:t>进阶：如果一个九宫格内还有两个雷，假设一个区域内有两个雷</w:t>
       </w:r>
       <w:r>
@@ -381,7 +371,7 @@
       <w:pPr>
         <w:pStyle w:val="a9"/>
         <w:rPr>
-          <w:rFonts w:cstheme="minorHAnsi" w:hint="eastAsia"/>
+          <w:rFonts w:cstheme="minorHAnsi"/>
           <w:szCs w:val="24"/>
           <w:lang w:eastAsia="zh-CN"/>
         </w:rPr>
@@ -440,18 +430,8 @@
           <w:szCs w:val="24"/>
           <w:lang w:eastAsia="zh-CN"/>
         </w:rPr>
-        <w:t>可假设一个</w:t>
-      </w:r>
-      <w:proofErr w:type="gramStart"/>
-      <w:r>
-        <w:rPr>
-          <w:rFonts w:cstheme="minorHAnsi" w:hint="eastAsia"/>
-          <w:szCs w:val="24"/>
-          <w:lang w:eastAsia="zh-CN"/>
-        </w:rPr>
-        <w:t>格子没雷</w:t>
-      </w:r>
-      <w:proofErr w:type="gramEnd"/>
+        <w:t>可假设一个格子没雷</w:t>
+      </w:r>
       <w:r>
         <w:rPr>
           <w:rFonts w:cstheme="minorHAnsi" w:hint="eastAsia"/>
@@ -536,9 +516,9 @@
           <w:lang w:eastAsia="zh-CN"/>
         </w:rPr>
         <w:drawing>
-          <wp:inline distT="0" distB="0" distL="0" distR="0" wp14:anchorId="08059D67" wp14:editId="1FDF9B9F">
-            <wp:extent cx="3385567" cy="2806768"/>
-            <wp:effectExtent l="0" t="0" r="5715" b="0"/>
+          <wp:inline distT="0" distB="0" distL="0" distR="0" wp14:anchorId="08059D67" wp14:editId="225DFBDE">
+            <wp:extent cx="4327508" cy="3587674"/>
+            <wp:effectExtent l="0" t="0" r="0" b="0"/>
             <wp:docPr id="1843669835" name="图片 1"/>
             <wp:cNvGraphicFramePr>
               <a:graphicFrameLocks xmlns:a="http://schemas.openxmlformats.org/drawingml/2006/main" noChangeAspect="1"/>
@@ -559,7 +539,7 @@
                   <pic:spPr>
                     <a:xfrm>
                       <a:off x="0" y="0"/>
-                      <a:ext cx="3390357" cy="2810739"/>
+                      <a:ext cx="4343686" cy="3601086"/>
                     </a:xfrm>
                     <a:prstGeom prst="rect">
                       <a:avLst/>
@@ -589,7 +569,6 @@
         </w:rPr>
         <w:t>可看出右边</w:t>
       </w:r>
-      <w:proofErr w:type="gramStart"/>
       <w:r>
         <w:rPr>
           <w:rFonts w:cstheme="minorHAnsi" w:hint="eastAsia"/>
@@ -604,16 +583,7 @@
           <w:szCs w:val="24"/>
           <w:lang w:eastAsia="zh-CN"/>
         </w:rPr>
-        <w:t>个雷会满足</w:t>
-      </w:r>
-      <w:proofErr w:type="gramEnd"/>
-      <w:r>
-        <w:rPr>
-          <w:rFonts w:cstheme="minorHAnsi" w:hint="eastAsia"/>
-          <w:szCs w:val="24"/>
-          <w:lang w:eastAsia="zh-CN"/>
-        </w:rPr>
-        <w:t>不了</w:t>
+        <w:t>个雷会满足不了</w:t>
       </w:r>
     </w:p>
     <w:p>
@@ -754,6 +724,7 @@
           <w:szCs w:val="24"/>
           <w:lang w:eastAsia="zh-CN"/>
         </w:rPr>
+        <w:lastRenderedPageBreak/>
         <w:drawing>
           <wp:inline distT="0" distB="0" distL="0" distR="0" wp14:anchorId="12F3F3C8" wp14:editId="1B30515E">
             <wp:extent cx="3872752" cy="3282467"/>
@@ -820,7 +791,6 @@
           <w:szCs w:val="24"/>
           <w:lang w:eastAsia="zh-CN"/>
         </w:rPr>
-        <w:lastRenderedPageBreak/>
         <w:t>推断哪个区域有雷</w:t>
       </w:r>
     </w:p>
@@ -899,9 +869,9 @@
           <w:lang w:eastAsia="zh-CN"/>
         </w:rPr>
         <w:drawing>
-          <wp:inline distT="0" distB="0" distL="0" distR="0" wp14:anchorId="0D2672E2" wp14:editId="1ECCFC81">
-            <wp:extent cx="3364209" cy="3268216"/>
-            <wp:effectExtent l="0" t="0" r="8255" b="8890"/>
+          <wp:inline distT="0" distB="0" distL="0" distR="0" wp14:anchorId="0D2672E2" wp14:editId="1EB1C09B">
+            <wp:extent cx="4215041" cy="4094770"/>
+            <wp:effectExtent l="0" t="0" r="0" b="1270"/>
             <wp:docPr id="1939105925" name="图片 1"/>
             <wp:cNvGraphicFramePr>
               <a:graphicFrameLocks xmlns:a="http://schemas.openxmlformats.org/drawingml/2006/main" noChangeAspect="1"/>
@@ -922,7 +892,7 @@
                   <pic:spPr>
                     <a:xfrm>
                       <a:off x="0" y="0"/>
-                      <a:ext cx="3369349" cy="3273209"/>
+                      <a:ext cx="4225283" cy="4104720"/>
                     </a:xfrm>
                     <a:prstGeom prst="rect">
                       <a:avLst/>
@@ -944,6 +914,141 @@
           <w:lang w:eastAsia="zh-CN"/>
         </w:rPr>
       </w:pPr>
+      <w:r>
+        <w:rPr>
+          <w:rFonts w:cstheme="minorHAnsi"/>
+          <w:szCs w:val="24"/>
+          <w:lang w:eastAsia="zh-CN"/>
+        </w:rPr>
+        <w:t>e.g.</w:t>
+      </w:r>
+      <w:r>
+        <w:rPr>
+          <w:rFonts w:cstheme="minorHAnsi" w:hint="eastAsia"/>
+          <w:szCs w:val="24"/>
+          <w:lang w:eastAsia="zh-CN"/>
+        </w:rPr>
+        <w:t xml:space="preserve"> </w:t>
+      </w:r>
+      <w:r>
+        <w:rPr>
+          <w:rFonts w:cstheme="minorHAnsi" w:hint="eastAsia"/>
+          <w:szCs w:val="24"/>
+          <w:lang w:eastAsia="zh-CN"/>
+        </w:rPr>
+        <w:t>有时还能推断出具体雷数目：</w:t>
+      </w:r>
+    </w:p>
+    <w:p>
+      <w:pPr>
+        <w:pStyle w:val="a9"/>
+        <w:rPr>
+          <w:rFonts w:cstheme="minorHAnsi"/>
+          <w:szCs w:val="24"/>
+          <w:lang w:eastAsia="zh-CN"/>
+        </w:rPr>
+      </w:pPr>
+      <w:r>
+        <w:rPr>
+          <w:rFonts w:cstheme="minorHAnsi"/>
+          <w:szCs w:val="24"/>
+          <w:lang w:eastAsia="zh-CN"/>
+        </w:rPr>
+        <w:lastRenderedPageBreak/>
+        <w:drawing>
+          <wp:inline distT="0" distB="0" distL="0" distR="0" wp14:anchorId="28A9B33B" wp14:editId="088EC596">
+            <wp:extent cx="4266201" cy="3271302"/>
+            <wp:effectExtent l="0" t="0" r="1270" b="5715"/>
+            <wp:docPr id="1998148111" name="图片 1"/>
+            <wp:cNvGraphicFramePr>
+              <a:graphicFrameLocks xmlns:a="http://schemas.openxmlformats.org/drawingml/2006/main" noChangeAspect="1"/>
+            </wp:cNvGraphicFramePr>
+            <a:graphic xmlns:a="http://schemas.openxmlformats.org/drawingml/2006/main">
+              <a:graphicData uri="http://schemas.openxmlformats.org/drawingml/2006/picture">
+                <pic:pic xmlns:pic="http://schemas.openxmlformats.org/drawingml/2006/picture">
+                  <pic:nvPicPr>
+                    <pic:cNvPr id="1998148111" name=""/>
+                    <pic:cNvPicPr/>
+                  </pic:nvPicPr>
+                  <pic:blipFill>
+                    <a:blip r:embed="rId10"/>
+                    <a:stretch>
+                      <a:fillRect/>
+                    </a:stretch>
+                  </pic:blipFill>
+                  <pic:spPr>
+                    <a:xfrm>
+                      <a:off x="0" y="0"/>
+                      <a:ext cx="4278844" cy="3280996"/>
+                    </a:xfrm>
+                    <a:prstGeom prst="rect">
+                      <a:avLst/>
+                    </a:prstGeom>
+                  </pic:spPr>
+                </pic:pic>
+              </a:graphicData>
+            </a:graphic>
+          </wp:inline>
+        </w:drawing>
+      </w:r>
+    </w:p>
+    <w:p>
+      <w:pPr>
+        <w:pStyle w:val="a9"/>
+        <w:rPr>
+          <w:rFonts w:cstheme="minorHAnsi" w:hint="eastAsia"/>
+          <w:szCs w:val="24"/>
+          <w:lang w:eastAsia="zh-CN"/>
+        </w:rPr>
+      </w:pPr>
+      <w:r>
+        <w:rPr>
+          <w:rFonts w:cstheme="minorHAnsi" w:hint="eastAsia"/>
+          <w:szCs w:val="24"/>
+          <w:lang w:eastAsia="zh-CN"/>
+        </w:rPr>
+        <w:t>在这个例子中上面必有雷，不然无法满足上面的</w:t>
+      </w:r>
+      <w:r>
+        <w:rPr>
+          <w:rFonts w:cstheme="minorHAnsi" w:hint="eastAsia"/>
+          <w:szCs w:val="24"/>
+          <w:lang w:eastAsia="zh-CN"/>
+        </w:rPr>
+        <w:t>3</w:t>
+      </w:r>
+      <w:r>
+        <w:rPr>
+          <w:rFonts w:cstheme="minorHAnsi" w:hint="eastAsia"/>
+          <w:szCs w:val="24"/>
+          <w:lang w:eastAsia="zh-CN"/>
+        </w:rPr>
+        <w:t>，但如果上面两个都是雷，则下面只能有</w:t>
+      </w:r>
+      <w:r>
+        <w:rPr>
+          <w:rFonts w:cstheme="minorHAnsi" w:hint="eastAsia"/>
+          <w:szCs w:val="24"/>
+          <w:lang w:eastAsia="zh-CN"/>
+        </w:rPr>
+        <w:t>1</w:t>
+      </w:r>
+      <w:r>
+        <w:rPr>
+          <w:rFonts w:cstheme="minorHAnsi" w:hint="eastAsia"/>
+          <w:szCs w:val="24"/>
+          <w:lang w:eastAsia="zh-CN"/>
+        </w:rPr>
+        <w:t>个雷，从而无法满足下面的</w:t>
+      </w:r>
+      <w:r>
+        <w:rPr>
+          <w:rFonts w:cstheme="minorHAnsi" w:hint="eastAsia"/>
+          <w:szCs w:val="24"/>
+          <w:lang w:eastAsia="zh-CN"/>
+        </w:rPr>
+        <w:t>4</w:t>
+      </w:r>
     </w:p>
     <w:sectPr>
       <w:pgSz w:w="11906" w:h="16838"/>

--- a/14种扫雷变体/general.docx
+++ b/14种扫雷变体/general.docx
@@ -936,6 +936,14 @@
           <w:szCs w:val="24"/>
           <w:lang w:eastAsia="zh-CN"/>
         </w:rPr>
+        <w:t>普通，</w:t>
+      </w:r>
+      <w:r>
+        <w:rPr>
+          <w:rFonts w:cstheme="minorHAnsi" w:hint="eastAsia"/>
+          <w:szCs w:val="24"/>
+          <w:lang w:eastAsia="zh-CN"/>
+        </w:rPr>
         <w:t>有时还能推断出具体雷数目：</w:t>
       </w:r>
     </w:p>
@@ -951,6 +959,7 @@
       <w:r>
         <w:rPr>
           <w:rFonts w:cstheme="minorHAnsi"/>
+          <w:noProof/>
           <w:szCs w:val="24"/>
           <w:lang w:eastAsia="zh-CN"/>
         </w:rPr>
@@ -996,7 +1005,7 @@
       <w:pPr>
         <w:pStyle w:val="a9"/>
         <w:rPr>
-          <w:rFonts w:cstheme="minorHAnsi" w:hint="eastAsia"/>
+          <w:rFonts w:cstheme="minorHAnsi"/>
           <w:szCs w:val="24"/>
           <w:lang w:eastAsia="zh-CN"/>
         </w:rPr>
@@ -1048,6 +1057,132 @@
           <w:lang w:eastAsia="zh-CN"/>
         </w:rPr>
         <w:t>4</w:t>
+      </w:r>
+    </w:p>
+    <w:p>
+      <w:pPr>
+        <w:pStyle w:val="a9"/>
+        <w:rPr>
+          <w:rFonts w:cstheme="minorHAnsi"/>
+          <w:szCs w:val="24"/>
+          <w:lang w:eastAsia="zh-CN"/>
+        </w:rPr>
+      </w:pPr>
+    </w:p>
+    <w:p>
+      <w:pPr>
+        <w:pStyle w:val="a9"/>
+        <w:numPr>
+          <w:ilvl w:val="0"/>
+          <w:numId w:val="1"/>
+        </w:numPr>
+        <w:rPr>
+          <w:rFonts w:cstheme="minorHAnsi"/>
+          <w:szCs w:val="24"/>
+          <w:lang w:eastAsia="zh-CN"/>
+        </w:rPr>
+      </w:pPr>
+      <w:r>
+        <w:rPr>
+          <w:rFonts w:cstheme="minorHAnsi" w:hint="eastAsia"/>
+          <w:szCs w:val="24"/>
+          <w:lang w:eastAsia="zh-CN"/>
+        </w:rPr>
+        <w:t>考虑至多有一个雷的区域</w:t>
+      </w:r>
+      <w:r>
+        <w:rPr>
+          <w:rFonts w:cstheme="minorHAnsi" w:hint="eastAsia"/>
+          <w:szCs w:val="24"/>
+          <w:lang w:eastAsia="zh-CN"/>
+        </w:rPr>
+        <w:t>，进而推断出雷只能在这里</w:t>
+      </w:r>
+    </w:p>
+    <w:p>
+      <w:pPr>
+        <w:pStyle w:val="a9"/>
+        <w:rPr>
+          <w:rFonts w:cstheme="minorHAnsi"/>
+          <w:szCs w:val="24"/>
+          <w:lang w:eastAsia="zh-CN"/>
+        </w:rPr>
+      </w:pPr>
+      <w:r>
+        <w:rPr>
+          <w:rFonts w:cstheme="minorHAnsi" w:hint="eastAsia"/>
+          <w:szCs w:val="24"/>
+          <w:lang w:eastAsia="zh-CN"/>
+        </w:rPr>
+        <w:t xml:space="preserve">e.g. </w:t>
+      </w:r>
+      <w:r>
+        <w:rPr>
+          <w:rFonts w:cstheme="minorHAnsi" w:hint="eastAsia"/>
+          <w:szCs w:val="24"/>
+          <w:lang w:eastAsia="zh-CN"/>
+        </w:rPr>
+        <w:t>普通</w:t>
+      </w:r>
+      <w:r>
+        <w:rPr>
+          <w:rFonts w:cstheme="minorHAnsi"/>
+          <w:szCs w:val="24"/>
+          <w:lang w:eastAsia="zh-CN"/>
+        </w:rPr>
+        <w:t>,</w:t>
+      </w:r>
+    </w:p>
+    <w:p>
+      <w:pPr>
+        <w:pStyle w:val="a9"/>
+        <w:rPr>
+          <w:rFonts w:cstheme="minorHAnsi" w:hint="eastAsia"/>
+          <w:szCs w:val="24"/>
+          <w:lang w:eastAsia="zh-CN"/>
+        </w:rPr>
+      </w:pPr>
+      <w:r>
+        <w:rPr>
+          <w:rFonts w:cstheme="minorHAnsi"/>
+          <w:szCs w:val="24"/>
+          <w:lang w:eastAsia="zh-CN"/>
+        </w:rPr>
+        <w:drawing>
+          <wp:inline distT="0" distB="0" distL="0" distR="0" wp14:anchorId="49FF3C17" wp14:editId="3CA39AB0">
+            <wp:extent cx="4317728" cy="4103557"/>
+            <wp:effectExtent l="0" t="0" r="6985" b="0"/>
+            <wp:docPr id="1057072674" name="图片 1"/>
+            <wp:cNvGraphicFramePr>
+              <a:graphicFrameLocks xmlns:a="http://schemas.openxmlformats.org/drawingml/2006/main" noChangeAspect="1"/>
+            </wp:cNvGraphicFramePr>
+            <a:graphic xmlns:a="http://schemas.openxmlformats.org/drawingml/2006/main">
+              <a:graphicData uri="http://schemas.openxmlformats.org/drawingml/2006/picture">
+                <pic:pic xmlns:pic="http://schemas.openxmlformats.org/drawingml/2006/picture">
+                  <pic:nvPicPr>
+                    <pic:cNvPr id="1057072674" name=""/>
+                    <pic:cNvPicPr/>
+                  </pic:nvPicPr>
+                  <pic:blipFill>
+                    <a:blip r:embed="rId11"/>
+                    <a:stretch>
+                      <a:fillRect/>
+                    </a:stretch>
+                  </pic:blipFill>
+                  <pic:spPr>
+                    <a:xfrm>
+                      <a:off x="0" y="0"/>
+                      <a:ext cx="4324713" cy="4110195"/>
+                    </a:xfrm>
+                    <a:prstGeom prst="rect">
+                      <a:avLst/>
+                    </a:prstGeom>
+                  </pic:spPr>
+                </pic:pic>
+              </a:graphicData>
+            </a:graphic>
+          </wp:inline>
+        </w:drawing>
       </w:r>
     </w:p>
     <w:sectPr>

--- a/14种扫雷变体/general.docx
+++ b/14种扫雷变体/general.docx
@@ -157,7 +157,7 @@
           <w:kern w:val="0"/>
           <w:szCs w:val="24"/>
         </w:rPr>
-        <w:t>可假设一个区域内有雷</w:t>
+        <w:t>假设一个区域内有雷</w:t>
       </w:r>
       <w:r>
         <w:rPr>
@@ -430,7 +430,7 @@
           <w:szCs w:val="24"/>
           <w:lang w:eastAsia="zh-CN"/>
         </w:rPr>
-        <w:t>可假设一个格子没雷</w:t>
+        <w:t>假设一个格子没雷</w:t>
       </w:r>
       <w:r>
         <w:rPr>
@@ -615,7 +615,23 @@
           <w:szCs w:val="24"/>
           <w:lang w:eastAsia="zh-CN"/>
         </w:rPr>
-        <w:t>可同时假两个雷</w:t>
+        <w:t>同时</w:t>
+      </w:r>
+      <w:r>
+        <w:rPr>
+          <w:rFonts w:cstheme="minorHAnsi" w:hint="eastAsia"/>
+          <w:szCs w:val="24"/>
+          <w:lang w:eastAsia="zh-CN"/>
+        </w:rPr>
+        <w:t>假设</w:t>
+      </w:r>
+      <w:r>
+        <w:rPr>
+          <w:rFonts w:cstheme="minorHAnsi" w:hint="eastAsia"/>
+          <w:szCs w:val="24"/>
+          <w:lang w:eastAsia="zh-CN"/>
+        </w:rPr>
+        <w:t>两个雷</w:t>
       </w:r>
       <w:r>
         <w:rPr>
@@ -1137,14 +1153,15 @@
       <w:pPr>
         <w:pStyle w:val="a9"/>
         <w:rPr>
-          <w:rFonts w:cstheme="minorHAnsi" w:hint="eastAsia"/>
-          <w:szCs w:val="24"/>
-          <w:lang w:eastAsia="zh-CN"/>
-        </w:rPr>
-      </w:pPr>
-      <w:r>
-        <w:rPr>
-          <w:rFonts w:cstheme="minorHAnsi"/>
+          <w:rFonts w:cstheme="minorHAnsi"/>
+          <w:szCs w:val="24"/>
+          <w:lang w:eastAsia="zh-CN"/>
+        </w:rPr>
+      </w:pPr>
+      <w:r>
+        <w:rPr>
+          <w:rFonts w:cstheme="minorHAnsi"/>
+          <w:noProof/>
           <w:szCs w:val="24"/>
           <w:lang w:eastAsia="zh-CN"/>
         </w:rPr>
